--- a/companies/ashcombe-advisory/Engagements/Gallegos, Pope and Marsh/2024.04.10 - Status Report - Gallegos, Pope and Marsh v2 FINAL.docx
+++ b/companies/ashcombe-advisory/Engagements/Gallegos, Pope and Marsh/2024.04.10 - Status Report - Gallegos, Pope and Marsh v2 FINAL.docx
@@ -7,7 +7,12 @@
         <w:pStyle w:val="Heading1"/>
       </w:pPr>
       <w:r>
-        <w:t>Status Report: Reputation Audit for Gallegos, Pope and Marsh</w:t>
+        <w:t>Reputation Audit — Status Report</w:t>
+      </w:r>
+    </w:p>
+    <w:p>
+      <w:r>
+        <w:t>Prepared by Michelle Rose for the Gallegos, Pope and Marsh leadership. This report covers the reputation audit through its midpoint.</w:t>
       </w:r>
     </w:p>
     <w:p>
@@ -15,12 +20,12 @@
         <w:pStyle w:val="Heading2"/>
       </w:pPr>
       <w:r>
-        <w:t>Summary</w:t>
+        <w:t>Where things stand</w:t>
       </w:r>
     </w:p>
     <w:p>
       <w:r>
-        <w:t>The reputation audit for Gallegos, Pope and Marsh has reached the halfway mark, and it is where the plan expected it to be. The purpose of the engagement, set at the outset, is to establish how the company is understood by the audiences that matter and where that understanding diverges from how the company sees itself, so the messaging work that follows rests on evidence rather than assumption. At the midpoint the diagnostic half of that work is largely finished: the coverage is read, the internal record is in hand, and the stakeholder interviews are underway. What is left is to complete the interviews and turn the material into findings the leadership team can act on. The work is running within the $45,500 fixed fee set at the start, and nothing this period has changed the scope or the direction of it.</w:t>
+        <w:t>The audit is on schedule and on budget. The coverage review is finished, the perception interviews are underway, and the first findings are in draft. Nothing we have found changes the shape of the work we set out to do, and we do not expect the second half to demand more effort than planned. The engagement runs against a fixed fee of $45,500, and the hours booked to the midpoint sit comfortably inside it. We track time weekly, and no part of the work is running hot. If anything shifts on that front, you will hear it from us early, while there is still room to act on it.</w:t>
       </w:r>
     </w:p>
     <w:p>
@@ -28,22 +33,22 @@
         <w:pStyle w:val="Heading2"/>
       </w:pPr>
       <w:r>
-        <w:t>Accomplishments This Period</w:t>
+        <w:t>Done this period</w:t>
       </w:r>
     </w:p>
     <w:p>
       <w:r>
-        <w:t>Kimberly Le completed a full read of the last two years of coverage, and it produced the clearest early finding of the audit: the company is discussed, by a wide margin, in terms of its leadership changes rather than its operating performance. That is a meaningful gap, because the investor materials lead with the operational story, and an audit exists precisely to surface that kind of distance between the outside view and the inside one. The read did more than confirm a suspicion; it showed us which outlets and which themes are shaping the current picture, and it set the agenda for the interviews now in progress.</w:t>
+        <w:t>Kimberly Le completed the coverage read of the past eighteen months and sorted it into three themes: how the company communicates its finances, how visible its leadership is next to peers, and one legacy matter that recurs in trade coverage more often than its age warrants. We reviewed those themes with your team at the end of March, and they held up under the discussion. Since then we have run the first block of perception interviews, covering the investor side and the trade press, and the internal interviews are booked.</w:t>
       </w:r>
     </w:p>
     <w:p>
       <w:r>
-        <w:t>With the internal archive assembled, including the memos and all-hands material from the relevant period, we have been able to hold what was said inside the company against what reached the press. The early comparison supports the working view that the two drifted apart, and that the drift, not any single article, is where the engagement can do the most good. On that basis we consolidated the interview outline to one line of inquiry and opened the stakeholder conversations. Two are complete and the rest are scheduled; the introductions from your side made them straightforward to arrange, and I am grateful for that.</w:t>
+        <w:t>The early signal tracks the coverage closely. Investors raise the financial-communications theme first, and usually without prompting, which tells us plainly where the Gallegos, Pope and Marsh account reads thinnest today. That is a useful thing to know at the halfway mark, because it points the recommendations at the place likely to move the needle most rather than spreading them thin across every finding. The trade-press interviews add a second note worth flagging: the legacy matter is remembered more sharply outside the company than inside it, which is the kind of gap the audit exists to catch.</w:t>
       </w:r>
     </w:p>
     <w:p>
       <w:r>
-        <w:t>On coordination, we have kept the work to a single status thread so every decision sits in one written place, and Michelle Rose has held the scheduling and the routing of anything that crosses to your side. Your team has been quick with the materials and the introductions we have asked for, which is a good part of why the Gallegos, Pope and Marsh audit sits on the timeline it does. The slow part of the work, the gathering and the reading, is largely behind us; from here the engagement turns on judgment more than collection.</w:t>
+        <w:t>Alongside the interviews we built a coverage grid, sorting eighteen months of press and analyst notes by theme and by source. It is already a working reference, and it will sit behind the findings as the evidence anyone can check. Where we state a conclusion, you will be able to see the items it rests on.</w:t>
       </w:r>
     </w:p>
     <w:p>
@@ -51,17 +56,12 @@
         <w:pStyle w:val="Heading2"/>
       </w:pPr>
       <w:r>
-        <w:t>Upcoming Work</w:t>
+        <w:t>The next few weeks</w:t>
       </w:r>
     </w:p>
     <w:p>
       <w:r>
-        <w:t>The coming weeks are synthesis rather than collection. We will finish the remaining stakeholder interviews, then bring the coverage read, the internal record, and the interviews together into a single set of findings. Kimberly Le will lead the analysis, holding each conclusion against the evidence behind it before it reaches the draft, and I will shape the findings into a form the leadership team can read quickly and act on. Our aim for the next report is to have the findings substantially drafted, so the balance of the engagement can shift from what the audit found to what the company should do about it.</w:t>
-      </w:r>
-    </w:p>
-    <w:p>
-      <w:r>
-        <w:t>We will keep the status thread current as the single record, and we will flag anything that moves the timeline the moment we see it rather than waiting for the next scheduled update. If a conversation on your side surfaces a voice we ought to add, there is still room in the schedule to take it in without pushing the end of the engagement.</w:t>
+        <w:t>Three pieces of work remain in this half. We finish the internal interviews, which are the ones most likely to change our read, because they test whether the company sees itself the way the market does. We then reconcile everything we heard against the coverage, theme by theme, so each gap is shown with evidence and not merely asserted. From that we draft the recommendations: a short, usable set of moves on how Gallegos, Pope and Marsh presents its financial story and its leadership, written in language your executives can carry into their own conversations. You will see the draft findings before the recommendations, so nothing in the final note arrives cold.</w:t>
       </w:r>
     </w:p>
     <w:p>
@@ -69,17 +69,17 @@
         <w:pStyle w:val="Heading2"/>
       </w:pPr>
       <w:r>
-        <w:t>Risks</w:t>
+        <w:t>What could slow us</w:t>
       </w:r>
     </w:p>
     <w:p>
       <w:r>
-        <w:t>There are two risks I want to put on the table, neither of them pressing today. The first is interview coverage: findings built on the people who were easiest to reach are weaker than findings built on the right people, so we would rather hold a slot open for a hard-to-schedule voice than close the interviews early. The second is the pull to treat the leadership-turnover finding as settled before the interviews have tested it; holding it as a hypothesis is what keeps the eventual recommendations honest. Both are handled by the way the work is sequenced. Costs remain inside the $45,500 fixed fee, and on the current scope I do not expect that to change.</w:t>
+        <w:t>One risk is worth stating plainly. The real value of the audit sits in the internal interviews, and those are the hardest to get on the calendar. If they slip, the reconciliation slips behind them, and the recommendations end up resting on a thinner base than they should. We have held the time for them and would ask that your side protect it. There is a second, smaller risk in the legacy matter. If it moves in the press during our window, the recommendations will have to account for it, and we will raise it with you the day we see it, not in the report.</w:t>
       </w:r>
     </w:p>
     <w:p>
       <w:r>
-        <w:t>Happy to talk any of this through in more detail whenever it helps. Prepared by Michelle Rose.</w:t>
+        <w:t>The one thing that keeps this on track is the internal interview schedule. If your side confirms the last participants, we will have the full findings drafted within two weeks of the final conversation, and the recommendations will follow from there.</w:t>
       </w:r>
     </w:p>
     <w:sectPr>
